--- a/dokumanlar/kopru_bakim_onarim_el_kitabi.docx
+++ b/dokumanlar/kopru_bakim_onarim_el_kitabi.docx
@@ -20,7 +20,7 @@
     </w:p>
     <w:p>
       <w:r>
-        <w:t>Bu el kitabı, köprü ve viyadüklerin rutin bakım ve onarım işlerinin teknik esaslarını düzenler. Muayene ve skorlama kuralları Köprü ve Viyadük Denetim Prosedüründe, yük kısıtlamaları Köprü Yük Sınırı Raporunda yer alır; bu kitap, muayenede tespit edilen hasarların giderilme yöntemlerine odaklanır.</w:t>
+        <w:t>Bu el kitabı, karayolu ağındaki sanat yapılarının — köprü, viyadük, menfez ve istinat duvarlarının — rutin bakım ve onarım işlerinin teknik esaslarını düzenler. Sanat yapıları bakımı, üstyapı bakımından ayrı bir program ve bütçe kalemiyle yürütülür. Muayene ve skorlama kuralları Köprü ve Viyadük Denetim Prosedüründe, yük kısıtlamaları Köprü Yük Sınırı Raporunda yer alır; bu kitap, muayenede tespit edilen hasarların giderilme yöntemlerine odaklanır.</w:t>
       </w:r>
     </w:p>
     <w:p>
